--- a/RDM-guidelines/VU-CS-RDM-Storage-Selection.docx
+++ b/RDM-guidelines/VU-CS-RDM-Storage-Selection.docx
@@ -4223,11 +4223,7 @@
     </w:p>
     <w:bookmarkEnd w:id="39"/>
     <w:bookmarkEnd w:id="40"/>
-    <w:sectPr>
-      <w:footnotePr>
-        <w:numRestart w:val="eachSect"/>
-      </w:footnotePr>
-    </w:sectPr>
+    <w:sectPr/>
   </w:body>
 </w:document>
 </file>
@@ -4556,6 +4552,8 @@
     </w:pPr>
     <w:rPr>
       <w:rFonts w:asciiTheme="majorHAnsi" w:cstheme="majorBidi" w:eastAsiaTheme="majorEastAsia" w:hAnsiTheme="majorHAnsi"/>
+      <w:spacing w:val="-10"/>
+      <w:kern w:val="28"/>
       <w:sz w:val="56"/>
       <w:szCs w:val="56"/>
     </w:rPr>
@@ -4568,6 +4566,8 @@
     <w:rsid w:val="00A10FD9"/>
     <w:rPr>
       <w:rFonts w:asciiTheme="majorHAnsi" w:cstheme="majorBidi" w:eastAsiaTheme="majorEastAsia" w:hAnsiTheme="majorHAnsi"/>
+      <w:spacing w:val="-10"/>
+      <w:kern w:val="28"/>
       <w:sz w:val="56"/>
       <w:szCs w:val="56"/>
     </w:rPr>
@@ -4608,31 +4608,23 @@
   </w:style>
   <w:style w:customStyle="1" w:styleId="Author" w:type="paragraph">
     <w:name w:val="Author"/>
-    <w:basedOn w:val="Title"/>
     <w:next w:val="BodyText"/>
     <w:qFormat/>
     <w:pPr>
       <w:keepNext/>
       <w:keepLines/>
+      <w:jc w:val="center"/>
     </w:pPr>
-    <w:rPr>
-      <w:sz w:val="24"/>
-      <w:szCs w:val="24"/>
-    </w:rPr>
   </w:style>
   <w:style w:styleId="Date" w:type="paragraph">
     <w:name w:val="Date"/>
-    <w:basedOn w:val="Title"/>
     <w:next w:val="BodyText"/>
     <w:qFormat/>
     <w:pPr>
       <w:keepNext/>
       <w:keepLines/>
+      <w:jc w:val="center"/>
     </w:pPr>
-    <w:rPr>
-      <w:sz w:val="24"/>
-      <w:szCs w:val="24"/>
-    </w:rPr>
   </w:style>
   <w:style w:customStyle="1" w:styleId="AbstractTitle" w:type="paragraph">
     <w:name w:val="Abstract Title"/>

--- a/RDM-guidelines/VU-CS-RDM-Storage-Selection.docx
+++ b/RDM-guidelines/VU-CS-RDM-Storage-Selection.docx
@@ -15,7 +15,7 @@
         <w:pStyle w:val="Subtitle"/>
       </w:pPr>
       <w:r>
-        <w:t xml:space="preserve">version v0.5, February 11, 2025</w:t>
+        <w:t xml:space="preserve">version v0.6, February 19, 2026</w:t>
       </w:r>
     </w:p>
     <w:sdt>
@@ -70,7 +70,7 @@
         <w:t xml:space="preserve"> </w:t>
       </w:r>
       <w:r>
-        <w:t xml:space="preserve">This guideline makes concrete suggestions for our department based on the 2020</w:t>
+        <w:t xml:space="preserve">This guideline makes concrete suggestions for our department based on the 2024</w:t>
       </w:r>
       <w:r>
         <w:t xml:space="preserve"> </w:t>
@@ -86,7 +86,7 @@
           <w:rPr>
             <w:rStyle w:val="Hyperlink"/>
           </w:rPr>
-          <w:t xml:space="preserve">RDM policy</w:t>
+          <w:t xml:space="preserve">RDSM policy</w:t>
         </w:r>
       </w:hyperlink>
       <w:r>
@@ -1768,13 +1768,13 @@
               <w:t xml:space="preserve"> </w:t>
             </w:r>
             <w:r>
-              <w:t xml:space="preserve">- It has been announced to be deprecated and VU/IT</w:t>
+              <w:t xml:space="preserve">- Use of this service has been restricted to only</w:t>
             </w:r>
             <w:r>
               <w:t xml:space="preserve"> </w:t>
             </w:r>
             <w:r>
-              <w:t xml:space="preserve">will stop the contract July 1, 2025.</w:t>
+              <w:t xml:space="preserve">limited use cases since July 1, 2025.</w:t>
             </w:r>
           </w:p>
         </w:tc>
@@ -3992,7 +3992,7 @@
           <w:i/>
           <w:iCs/>
         </w:rPr>
-        <w:t xml:space="preserve">Note that SURFdrive will be phased out at the VU before 1 July 2025</w:t>
+        <w:t xml:space="preserve">Also note that SURFdrive hase been restricted to limited use cases at the VU since 1 July 2025</w:t>
       </w:r>
     </w:p>
     <w:tbl>
@@ -4190,7 +4190,7 @@
         <w:pStyle w:val="FirstParagraph"/>
       </w:pPr>
       <w:r>
-        <w:t xml:space="preserve">If none of the options satisfy your requirements, a custom setup or configuration may be possible. Contact the University RDM Support Desk (rdm@vu.nl) or the department RDM contacts Shuai Wang (shuai.wang@vu.nl) and Kees Verstoep (c.verstoep@vu.nl) to explore the options.</w:t>
+        <w:t xml:space="preserve">If none of the options satisfy your requirements, a custom setup or configuration may be possible. Contact the University RDM Support Desk (rdm@vu.nl) or the department RDM contact Kees Verstoep (c.verstoep@vu.nl) to explore the options.</w:t>
       </w:r>
     </w:p>
     <w:p>
@@ -4223,7 +4223,11 @@
     </w:p>
     <w:bookmarkEnd w:id="39"/>
     <w:bookmarkEnd w:id="40"/>
-    <w:sectPr/>
+    <w:sectPr>
+      <w:footnotePr>
+        <w:numRestart w:val="eachSect"/>
+      </w:footnotePr>
+    </w:sectPr>
   </w:body>
 </w:document>
 </file>
@@ -4552,8 +4556,6 @@
     </w:pPr>
     <w:rPr>
       <w:rFonts w:asciiTheme="majorHAnsi" w:cstheme="majorBidi" w:eastAsiaTheme="majorEastAsia" w:hAnsiTheme="majorHAnsi"/>
-      <w:spacing w:val="-10"/>
-      <w:kern w:val="28"/>
       <w:sz w:val="56"/>
       <w:szCs w:val="56"/>
     </w:rPr>
@@ -4566,8 +4568,6 @@
     <w:rsid w:val="00A10FD9"/>
     <w:rPr>
       <w:rFonts w:asciiTheme="majorHAnsi" w:cstheme="majorBidi" w:eastAsiaTheme="majorEastAsia" w:hAnsiTheme="majorHAnsi"/>
-      <w:spacing w:val="-10"/>
-      <w:kern w:val="28"/>
       <w:sz w:val="56"/>
       <w:szCs w:val="56"/>
     </w:rPr>
@@ -4608,23 +4608,31 @@
   </w:style>
   <w:style w:customStyle="1" w:styleId="Author" w:type="paragraph">
     <w:name w:val="Author"/>
+    <w:basedOn w:val="Title"/>
     <w:next w:val="BodyText"/>
     <w:qFormat/>
     <w:pPr>
       <w:keepNext/>
       <w:keepLines/>
-      <w:jc w:val="center"/>
     </w:pPr>
+    <w:rPr>
+      <w:sz w:val="24"/>
+      <w:szCs w:val="24"/>
+    </w:rPr>
   </w:style>
   <w:style w:styleId="Date" w:type="paragraph">
     <w:name w:val="Date"/>
+    <w:basedOn w:val="Title"/>
     <w:next w:val="BodyText"/>
     <w:qFormat/>
     <w:pPr>
       <w:keepNext/>
       <w:keepLines/>
-      <w:jc w:val="center"/>
     </w:pPr>
+    <w:rPr>
+      <w:sz w:val="24"/>
+      <w:szCs w:val="24"/>
+    </w:rPr>
   </w:style>
   <w:style w:customStyle="1" w:styleId="AbstractTitle" w:type="paragraph">
     <w:name w:val="Abstract Title"/>

--- a/RDM-guidelines/VU-CS-RDM-Storage-Selection.docx
+++ b/RDM-guidelines/VU-CS-RDM-Storage-Selection.docx
@@ -44,7 +44,7 @@
         </w:p>
       </w:sdtContent>
     </w:sdt>
-    <w:bookmarkStart w:id="23" w:name="X9deae7d3d78a88834bb570af4fefe547b4edb49"/>
+    <w:bookmarkStart w:id="12" w:name="X9deae7d3d78a88834bb570af4fefe547b4edb49"/>
     <w:p>
       <w:pPr>
         <w:pStyle w:val="Heading1"/>
@@ -81,7 +81,7 @@
       <w:r>
         <w:t xml:space="preserve"> </w:t>
       </w:r>
-      <w:hyperlink r:id="rId20">
+      <w:hyperlink r:id="rId9">
         <w:r>
           <w:rPr>
             <w:rStyle w:val="Hyperlink"/>
@@ -182,7 +182,7 @@
       <w:r>
         <w:t xml:space="preserve"> </w:t>
       </w:r>
-      <w:hyperlink r:id="rId21">
+      <w:hyperlink r:id="rId10">
         <w:r>
           <w:rPr>
             <w:rStyle w:val="Hyperlink"/>
@@ -205,7 +205,7 @@
       <w:r>
         <w:t xml:space="preserve"> </w:t>
       </w:r>
-      <w:hyperlink r:id="rId22">
+      <w:hyperlink r:id="rId11">
         <w:r>
           <w:rPr>
             <w:rStyle w:val="Hyperlink"/>
@@ -729,8 +729,8 @@
         <w:t xml:space="preserve">This should be made explicit in the project’s data management plan.</w:t>
       </w:r>
     </w:p>
-    <w:bookmarkEnd w:id="23"/>
-    <w:bookmarkStart w:id="24" w:name="X597d152960e92f8bed3788268311769cb09a510"/>
+    <w:bookmarkEnd w:id="12"/>
+    <w:bookmarkStart w:id="13" w:name="X597d152960e92f8bed3788268311769cb09a510"/>
     <w:p>
       <w:pPr>
         <w:pStyle w:val="Heading1"/>
@@ -847,8 +847,8 @@
         <w:t xml:space="preserve">storage platforms midway during an active project can be problematic.</w:t>
       </w:r>
     </w:p>
-    <w:bookmarkEnd w:id="24"/>
-    <w:bookmarkStart w:id="29" w:name="data-storage-suggestions"/>
+    <w:bookmarkEnd w:id="13"/>
+    <w:bookmarkStart w:id="18" w:name="data-storage-suggestions"/>
     <w:p>
       <w:pPr>
         <w:pStyle w:val="Heading1"/>
@@ -932,7 +932,7 @@
         <w:t xml:space="preserve">worth mentioning.</w:t>
       </w:r>
     </w:p>
-    <w:bookmarkStart w:id="25" w:name="most-suitable"/>
+    <w:bookmarkStart w:id="14" w:name="most-suitable"/>
     <w:p>
       <w:pPr>
         <w:pStyle w:val="Heading2"/>
@@ -1246,8 +1246,8 @@
         <w:t xml:space="preserve">YODA enables adding metadata as you go; Research Drive does not.</w:t>
       </w:r>
     </w:p>
-    <w:bookmarkEnd w:id="25"/>
-    <w:bookmarkStart w:id="26" w:name="suitable-only-for-specific-purposes"/>
+    <w:bookmarkEnd w:id="14"/>
+    <w:bookmarkStart w:id="15" w:name="suitable-only-for-specific-purposes"/>
     <w:p>
       <w:pPr>
         <w:pStyle w:val="Heading2"/>
@@ -1642,8 +1642,8 @@
         </w:tc>
       </w:tr>
     </w:tbl>
-    <w:bookmarkEnd w:id="26"/>
-    <w:bookmarkStart w:id="27" w:name="typically-less-suitable"/>
+    <w:bookmarkEnd w:id="15"/>
+    <w:bookmarkStart w:id="16" w:name="typically-less-suitable"/>
     <w:p>
       <w:pPr>
         <w:pStyle w:val="Heading2"/>
@@ -1852,8 +1852,8 @@
         </w:tc>
       </w:tr>
     </w:tbl>
-    <w:bookmarkEnd w:id="27"/>
-    <w:bookmarkStart w:id="28" w:name="legacy-storage-options"/>
+    <w:bookmarkEnd w:id="16"/>
+    <w:bookmarkStart w:id="17" w:name="legacy-storage-options"/>
     <w:p>
       <w:pPr>
         <w:pStyle w:val="Heading2"/>
@@ -1867,19 +1867,7 @@
         <w:pStyle w:val="FirstParagraph"/>
       </w:pPr>
       <w:r>
-        <w:t xml:space="preserve">In the past, some more storage options were available. They are not mentioned in the online storage selector, and their use should be limited as much as possible. Preferably they should be phased out, by migrating them to preferable options listed above. New projects should not be started using these</w:t>
-      </w:r>
-      <w:r>
-        <w:t xml:space="preserve"> </w:t>
-      </w:r>
-      <w:r>
-        <w:t xml:space="preserve">“legacy”</w:t>
-      </w:r>
-      <w:r>
-        <w:t xml:space="preserve"> </w:t>
-      </w:r>
-      <w:r>
-        <w:t xml:space="preserve">storage options.</w:t>
+        <w:t xml:space="preserve">In the past, some more storage options were available. They are not mentioned in the online storage selector, and their use should be limited as much as possible. Preferably they should be phased out, by migrating them to preferable options listed above. New projects should not be started using these “legacy” storage options.</w:t>
       </w:r>
     </w:p>
     <w:tbl>
@@ -1901,13 +1889,7 @@
               <w:pStyle w:val="Compact"/>
             </w:pPr>
             <w:r>
-              <w:t xml:space="preserve">Legacy Home folder, or</w:t>
-            </w:r>
-            <w:r>
-              <w:t xml:space="preserve"> </w:t>
-            </w:r>
-            <w:r>
-              <w:t xml:space="preserve">“H drive”</w:t>
+              <w:t xml:space="preserve">Legacy Home folder, or “H drive”</w:t>
             </w:r>
           </w:p>
         </w:tc>
@@ -2118,9 +2100,9 @@
         <w:t xml:space="preserve">More guidelines on data archiving will be provided in future guidelines.</w:t>
       </w:r>
     </w:p>
-    <w:bookmarkEnd w:id="28"/>
-    <w:bookmarkEnd w:id="29"/>
-    <w:bookmarkStart w:id="40" w:name="detailed-overviews"/>
+    <w:bookmarkEnd w:id="17"/>
+    <w:bookmarkEnd w:id="18"/>
+    <w:bookmarkStart w:id="29" w:name="detailed-overviews"/>
     <w:p>
       <w:pPr>
         <w:pStyle w:val="Heading1"/>
@@ -2139,7 +2121,7 @@
       <w:r>
         <w:t xml:space="preserve"> </w:t>
       </w:r>
-      <w:hyperlink r:id="rId21">
+      <w:hyperlink r:id="rId10">
         <w:r>
           <w:rPr>
             <w:rStyle w:val="Hyperlink"/>
@@ -2154,7 +2136,7 @@
         <w:t xml:space="preserve">which is provided by the RDM support department of the VU Library; they are included here for easy reference.</w:t>
       </w:r>
     </w:p>
-    <w:bookmarkStart w:id="30" w:name="research-drive"/>
+    <w:bookmarkStart w:id="19" w:name="research-drive"/>
     <w:p>
       <w:pPr>
         <w:pStyle w:val="Heading2"/>
@@ -2391,8 +2373,8 @@
         </w:tc>
       </w:tr>
     </w:tbl>
-    <w:bookmarkEnd w:id="30"/>
-    <w:bookmarkStart w:id="31" w:name="yoda"/>
+    <w:bookmarkEnd w:id="19"/>
+    <w:bookmarkStart w:id="20" w:name="yoda"/>
     <w:p>
       <w:pPr>
         <w:pStyle w:val="Heading2"/>
@@ -2677,8 +2659,8 @@
         </w:tc>
       </w:tr>
     </w:tbl>
-    <w:bookmarkEnd w:id="31"/>
-    <w:bookmarkStart w:id="32" w:name="scistor"/>
+    <w:bookmarkEnd w:id="20"/>
+    <w:bookmarkStart w:id="21" w:name="scistor"/>
     <w:p>
       <w:pPr>
         <w:pStyle w:val="Heading2"/>
@@ -2887,8 +2869,8 @@
         </w:tc>
       </w:tr>
     </w:tbl>
-    <w:bookmarkEnd w:id="32"/>
-    <w:bookmarkStart w:id="33" w:name="google-drive-vu"/>
+    <w:bookmarkEnd w:id="21"/>
+    <w:bookmarkStart w:id="22" w:name="google-drive-vu"/>
     <w:p>
       <w:pPr>
         <w:pStyle w:val="Heading2"/>
@@ -3085,8 +3067,8 @@
         </w:tc>
       </w:tr>
     </w:tbl>
-    <w:bookmarkEnd w:id="33"/>
-    <w:bookmarkStart w:id="34" w:name="microsoft-sharepoint-teams"/>
+    <w:bookmarkEnd w:id="22"/>
+    <w:bookmarkStart w:id="23" w:name="microsoft-sharepoint-teams"/>
     <w:p>
       <w:pPr>
         <w:pStyle w:val="Heading2"/>
@@ -3283,8 +3265,8 @@
         </w:tc>
       </w:tr>
     </w:tbl>
-    <w:bookmarkEnd w:id="34"/>
-    <w:bookmarkStart w:id="35" w:name="open-science-framework"/>
+    <w:bookmarkEnd w:id="23"/>
+    <w:bookmarkStart w:id="24" w:name="open-science-framework"/>
     <w:p>
       <w:pPr>
         <w:pStyle w:val="Heading2"/>
@@ -3543,8 +3525,8 @@
         </w:tc>
       </w:tr>
     </w:tbl>
-    <w:bookmarkEnd w:id="35"/>
-    <w:bookmarkStart w:id="36" w:name="encrypted-portable-storage"/>
+    <w:bookmarkEnd w:id="24"/>
+    <w:bookmarkStart w:id="25" w:name="encrypted-portable-storage"/>
     <w:p>
       <w:pPr>
         <w:pStyle w:val="Heading2"/>
@@ -3761,8 +3743,8 @@
         </w:tc>
       </w:tr>
     </w:tbl>
-    <w:bookmarkEnd w:id="36"/>
-    <w:bookmarkStart w:id="37" w:name="onedrive"/>
+    <w:bookmarkEnd w:id="25"/>
+    <w:bookmarkStart w:id="26" w:name="onedrive"/>
     <w:p>
       <w:pPr>
         <w:pStyle w:val="Heading2"/>
@@ -3965,8 +3947,8 @@
         </w:tc>
       </w:tr>
     </w:tbl>
-    <w:bookmarkEnd w:id="37"/>
-    <w:bookmarkStart w:id="38" w:name="surfdrive"/>
+    <w:bookmarkEnd w:id="26"/>
+    <w:bookmarkStart w:id="27" w:name="surfdrive"/>
     <w:p>
       <w:pPr>
         <w:pStyle w:val="Heading2"/>
@@ -4175,8 +4157,8 @@
         </w:tc>
       </w:tr>
     </w:tbl>
-    <w:bookmarkEnd w:id="38"/>
-    <w:bookmarkStart w:id="39" w:name="custom-solutions"/>
+    <w:bookmarkEnd w:id="27"/>
+    <w:bookmarkStart w:id="28" w:name="custom-solutions"/>
     <w:p>
       <w:pPr>
         <w:pStyle w:val="Heading2"/>
@@ -4198,19 +4180,7 @@
         <w:pStyle w:val="BodyText"/>
       </w:pPr>
       <w:r>
-        <w:t xml:space="preserve">For example, in our department there are currently two additional group-specific data storage options: The CI</w:t>
-      </w:r>
-      <w:r>
-        <w:t xml:space="preserve"> </w:t>
-      </w:r>
-      <w:r>
-        <w:t xml:space="preserve">“rippers”</w:t>
-      </w:r>
-      <w:r>
-        <w:t xml:space="preserve"> </w:t>
-      </w:r>
-      <w:r>
-        <w:t xml:space="preserve">and the LOD (Linked Open Data) server. The CI rippers are being used by researchers in the Computational Intelligence group. The LOD server is mostly used by researchers in the UCDS group and the former KRR group. The server has approximately 20TB of data storage. There are some valuable datasets on it that are not available via other data storage/archiving options. Also, the server provides LOD-specific tools to support a particular research domain.</w:t>
+        <w:t xml:space="preserve">For example, in our department there are currently two additional group-specific data storage options: The CI “rippers” and the LOD (Linked Open Data) server. The CI rippers are being used by researchers in the Computational Intelligence group. The LOD server is mostly used by researchers in the UCDS group and the former KRR group. The server has approximately 20TB of data storage. There are some valuable datasets on it that are not available via other data storage/archiving options. Also, the server provides LOD-specific tools to support a particular research domain.</w:t>
       </w:r>
     </w:p>
     <w:p>
@@ -4221,8 +4191,8 @@
         <w:t xml:space="preserve">Another example is the storage attached to compute facilities like DAS-5 and DAS-6 and the SURF Snellius. These storage solutions enable storing local copies of original and derived datasets for purposes of efficient high performance computing. Still, the primary copies of the source and processed datasets should typically not be kept permanently on such resources, but on the suitable storage options discussed earlier.</w:t>
       </w:r>
     </w:p>
-    <w:bookmarkEnd w:id="39"/>
-    <w:bookmarkEnd w:id="40"/>
+    <w:bookmarkEnd w:id="28"/>
+    <w:bookmarkEnd w:id="29"/>
     <w:sectPr>
       <w:footnotePr>
         <w:numRestart w:val="eachSect"/>
@@ -4501,10 +4471,10 @@
   <w:docDefaults>
     <w:rPrDefault>
       <w:rPr>
-        <w:rFonts w:asciiTheme="minorHAnsi" w:cstheme="minorBidi" w:eastAsiaTheme="minorHAnsi" w:hAnsiTheme="minorHAnsi"/>
+        <w:rFonts w:asciiTheme="minorHAnsi" w:cstheme="minorBidi" w:eastAsiaTheme="minorEastAsia" w:hAnsiTheme="minorHAnsi"/>
         <w:sz w:val="24"/>
         <w:szCs w:val="24"/>
-        <w:lang w:bidi="ar-SA" w:eastAsia="en-US" w:val="en-US"/>
+        <w:lang w:bidi="ar-SA" w:eastAsia="zh-CN" w:val="en-US"/>
       </w:rPr>
     </w:rPrDefault>
     <w:pPrDefault>
@@ -5045,13 +5015,6 @@
       </w:tblCellMar>
     </w:tblPr>
     <w:tblStylePr w:type="firstRow">
-      <w:tblPr>
-        <w:jc w:val="left"/>
-        <w:tblInd w:type="dxa" w:w="0"/>
-      </w:tblPr>
-      <w:trPr>
-        <w:jc w:val="left"/>
-      </w:trPr>
       <w:tcPr>
         <w:tcBorders>
           <w:bottom w:val="single"/>

--- a/RDM-guidelines/VU-CS-RDM-Storage-Selection.docx
+++ b/RDM-guidelines/VU-CS-RDM-Storage-Selection.docx
@@ -44,7 +44,7 @@
         </w:p>
       </w:sdtContent>
     </w:sdt>
-    <w:bookmarkStart w:id="12" w:name="X9deae7d3d78a88834bb570af4fefe547b4edb49"/>
+    <w:bookmarkStart w:id="23" w:name="X9deae7d3d78a88834bb570af4fefe547b4edb49"/>
     <w:p>
       <w:pPr>
         <w:pStyle w:val="Heading1"/>
@@ -81,7 +81,7 @@
       <w:r>
         <w:t xml:space="preserve"> </w:t>
       </w:r>
-      <w:hyperlink r:id="rId9">
+      <w:hyperlink r:id="rId20">
         <w:r>
           <w:rPr>
             <w:rStyle w:val="Hyperlink"/>
@@ -182,7 +182,7 @@
       <w:r>
         <w:t xml:space="preserve"> </w:t>
       </w:r>
-      <w:hyperlink r:id="rId10">
+      <w:hyperlink r:id="rId21">
         <w:r>
           <w:rPr>
             <w:rStyle w:val="Hyperlink"/>
@@ -205,7 +205,7 @@
       <w:r>
         <w:t xml:space="preserve"> </w:t>
       </w:r>
-      <w:hyperlink r:id="rId11">
+      <w:hyperlink r:id="rId22">
         <w:r>
           <w:rPr>
             <w:rStyle w:val="Hyperlink"/>
@@ -729,8 +729,8 @@
         <w:t xml:space="preserve">This should be made explicit in the project’s data management plan.</w:t>
       </w:r>
     </w:p>
-    <w:bookmarkEnd w:id="12"/>
-    <w:bookmarkStart w:id="13" w:name="X597d152960e92f8bed3788268311769cb09a510"/>
+    <w:bookmarkEnd w:id="23"/>
+    <w:bookmarkStart w:id="24" w:name="X597d152960e92f8bed3788268311769cb09a510"/>
     <w:p>
       <w:pPr>
         <w:pStyle w:val="Heading1"/>
@@ -847,8 +847,8 @@
         <w:t xml:space="preserve">storage platforms midway during an active project can be problematic.</w:t>
       </w:r>
     </w:p>
-    <w:bookmarkEnd w:id="13"/>
-    <w:bookmarkStart w:id="18" w:name="data-storage-suggestions"/>
+    <w:bookmarkEnd w:id="24"/>
+    <w:bookmarkStart w:id="29" w:name="data-storage-suggestions"/>
     <w:p>
       <w:pPr>
         <w:pStyle w:val="Heading1"/>
@@ -932,7 +932,7 @@
         <w:t xml:space="preserve">worth mentioning.</w:t>
       </w:r>
     </w:p>
-    <w:bookmarkStart w:id="14" w:name="most-suitable"/>
+    <w:bookmarkStart w:id="25" w:name="most-suitable"/>
     <w:p>
       <w:pPr>
         <w:pStyle w:val="Heading2"/>
@@ -1246,8 +1246,8 @@
         <w:t xml:space="preserve">YODA enables adding metadata as you go; Research Drive does not.</w:t>
       </w:r>
     </w:p>
-    <w:bookmarkEnd w:id="14"/>
-    <w:bookmarkStart w:id="15" w:name="suitable-only-for-specific-purposes"/>
+    <w:bookmarkEnd w:id="25"/>
+    <w:bookmarkStart w:id="26" w:name="suitable-only-for-specific-purposes"/>
     <w:p>
       <w:pPr>
         <w:pStyle w:val="Heading2"/>
@@ -1642,8 +1642,8 @@
         </w:tc>
       </w:tr>
     </w:tbl>
-    <w:bookmarkEnd w:id="15"/>
-    <w:bookmarkStart w:id="16" w:name="typically-less-suitable"/>
+    <w:bookmarkEnd w:id="26"/>
+    <w:bookmarkStart w:id="27" w:name="typically-less-suitable"/>
     <w:p>
       <w:pPr>
         <w:pStyle w:val="Heading2"/>
@@ -1852,8 +1852,8 @@
         </w:tc>
       </w:tr>
     </w:tbl>
-    <w:bookmarkEnd w:id="16"/>
-    <w:bookmarkStart w:id="17" w:name="legacy-storage-options"/>
+    <w:bookmarkEnd w:id="27"/>
+    <w:bookmarkStart w:id="28" w:name="legacy-storage-options"/>
     <w:p>
       <w:pPr>
         <w:pStyle w:val="Heading2"/>
@@ -1867,7 +1867,19 @@
         <w:pStyle w:val="FirstParagraph"/>
       </w:pPr>
       <w:r>
-        <w:t xml:space="preserve">In the past, some more storage options were available. They are not mentioned in the online storage selector, and their use should be limited as much as possible. Preferably they should be phased out, by migrating them to preferable options listed above. New projects should not be started using these “legacy” storage options.</w:t>
+        <w:t xml:space="preserve">In the past, some more storage options were available. They are not mentioned in the online storage selector, and their use should be limited as much as possible. Preferably they should be phased out, by migrating them to preferable options listed above. New projects should not be started using these</w:t>
+      </w:r>
+      <w:r>
+        <w:t xml:space="preserve"> </w:t>
+      </w:r>
+      <w:r>
+        <w:t xml:space="preserve">“legacy”</w:t>
+      </w:r>
+      <w:r>
+        <w:t xml:space="preserve"> </w:t>
+      </w:r>
+      <w:r>
+        <w:t xml:space="preserve">storage options.</w:t>
       </w:r>
     </w:p>
     <w:tbl>
@@ -1889,7 +1901,13 @@
               <w:pStyle w:val="Compact"/>
             </w:pPr>
             <w:r>
-              <w:t xml:space="preserve">Legacy Home folder, or “H drive”</w:t>
+              <w:t xml:space="preserve">Legacy Home folder, or</w:t>
+            </w:r>
+            <w:r>
+              <w:t xml:space="preserve"> </w:t>
+            </w:r>
+            <w:r>
+              <w:t xml:space="preserve">“H drive”</w:t>
             </w:r>
           </w:p>
         </w:tc>
@@ -2100,9 +2118,9 @@
         <w:t xml:space="preserve">More guidelines on data archiving will be provided in future guidelines.</w:t>
       </w:r>
     </w:p>
-    <w:bookmarkEnd w:id="17"/>
-    <w:bookmarkEnd w:id="18"/>
-    <w:bookmarkStart w:id="29" w:name="detailed-overviews"/>
+    <w:bookmarkEnd w:id="28"/>
+    <w:bookmarkEnd w:id="29"/>
+    <w:bookmarkStart w:id="40" w:name="detailed-overviews"/>
     <w:p>
       <w:pPr>
         <w:pStyle w:val="Heading1"/>
@@ -2121,7 +2139,7 @@
       <w:r>
         <w:t xml:space="preserve"> </w:t>
       </w:r>
-      <w:hyperlink r:id="rId10">
+      <w:hyperlink r:id="rId21">
         <w:r>
           <w:rPr>
             <w:rStyle w:val="Hyperlink"/>
@@ -2136,7 +2154,7 @@
         <w:t xml:space="preserve">which is provided by the RDM support department of the VU Library; they are included here for easy reference.</w:t>
       </w:r>
     </w:p>
-    <w:bookmarkStart w:id="19" w:name="research-drive"/>
+    <w:bookmarkStart w:id="30" w:name="research-drive"/>
     <w:p>
       <w:pPr>
         <w:pStyle w:val="Heading2"/>
@@ -2373,8 +2391,8 @@
         </w:tc>
       </w:tr>
     </w:tbl>
-    <w:bookmarkEnd w:id="19"/>
-    <w:bookmarkStart w:id="20" w:name="yoda"/>
+    <w:bookmarkEnd w:id="30"/>
+    <w:bookmarkStart w:id="31" w:name="yoda"/>
     <w:p>
       <w:pPr>
         <w:pStyle w:val="Heading2"/>
@@ -2659,8 +2677,8 @@
         </w:tc>
       </w:tr>
     </w:tbl>
-    <w:bookmarkEnd w:id="20"/>
-    <w:bookmarkStart w:id="21" w:name="scistor"/>
+    <w:bookmarkEnd w:id="31"/>
+    <w:bookmarkStart w:id="32" w:name="scistor"/>
     <w:p>
       <w:pPr>
         <w:pStyle w:val="Heading2"/>
@@ -2869,8 +2887,8 @@
         </w:tc>
       </w:tr>
     </w:tbl>
-    <w:bookmarkEnd w:id="21"/>
-    <w:bookmarkStart w:id="22" w:name="google-drive-vu"/>
+    <w:bookmarkEnd w:id="32"/>
+    <w:bookmarkStart w:id="33" w:name="google-drive-vu"/>
     <w:p>
       <w:pPr>
         <w:pStyle w:val="Heading2"/>
@@ -3067,8 +3085,8 @@
         </w:tc>
       </w:tr>
     </w:tbl>
-    <w:bookmarkEnd w:id="22"/>
-    <w:bookmarkStart w:id="23" w:name="microsoft-sharepoint-teams"/>
+    <w:bookmarkEnd w:id="33"/>
+    <w:bookmarkStart w:id="34" w:name="microsoft-sharepoint-teams"/>
     <w:p>
       <w:pPr>
         <w:pStyle w:val="Heading2"/>
@@ -3265,8 +3283,8 @@
         </w:tc>
       </w:tr>
     </w:tbl>
-    <w:bookmarkEnd w:id="23"/>
-    <w:bookmarkStart w:id="24" w:name="open-science-framework"/>
+    <w:bookmarkEnd w:id="34"/>
+    <w:bookmarkStart w:id="35" w:name="open-science-framework"/>
     <w:p>
       <w:pPr>
         <w:pStyle w:val="Heading2"/>
@@ -3525,8 +3543,8 @@
         </w:tc>
       </w:tr>
     </w:tbl>
-    <w:bookmarkEnd w:id="24"/>
-    <w:bookmarkStart w:id="25" w:name="encrypted-portable-storage"/>
+    <w:bookmarkEnd w:id="35"/>
+    <w:bookmarkStart w:id="36" w:name="encrypted-portable-storage"/>
     <w:p>
       <w:pPr>
         <w:pStyle w:val="Heading2"/>
@@ -3743,8 +3761,8 @@
         </w:tc>
       </w:tr>
     </w:tbl>
-    <w:bookmarkEnd w:id="25"/>
-    <w:bookmarkStart w:id="26" w:name="onedrive"/>
+    <w:bookmarkEnd w:id="36"/>
+    <w:bookmarkStart w:id="37" w:name="onedrive"/>
     <w:p>
       <w:pPr>
         <w:pStyle w:val="Heading2"/>
@@ -3947,8 +3965,8 @@
         </w:tc>
       </w:tr>
     </w:tbl>
-    <w:bookmarkEnd w:id="26"/>
-    <w:bookmarkStart w:id="27" w:name="surfdrive"/>
+    <w:bookmarkEnd w:id="37"/>
+    <w:bookmarkStart w:id="38" w:name="surfdrive"/>
     <w:p>
       <w:pPr>
         <w:pStyle w:val="Heading2"/>
@@ -4157,8 +4175,8 @@
         </w:tc>
       </w:tr>
     </w:tbl>
-    <w:bookmarkEnd w:id="27"/>
-    <w:bookmarkStart w:id="28" w:name="custom-solutions"/>
+    <w:bookmarkEnd w:id="38"/>
+    <w:bookmarkStart w:id="39" w:name="custom-solutions"/>
     <w:p>
       <w:pPr>
         <w:pStyle w:val="Heading2"/>
@@ -4180,7 +4198,19 @@
         <w:pStyle w:val="BodyText"/>
       </w:pPr>
       <w:r>
-        <w:t xml:space="preserve">For example, in our department there are currently two additional group-specific data storage options: The CI “rippers” and the LOD (Linked Open Data) server. The CI rippers are being used by researchers in the Computational Intelligence group. The LOD server is mostly used by researchers in the UCDS group and the former KRR group. The server has approximately 20TB of data storage. There are some valuable datasets on it that are not available via other data storage/archiving options. Also, the server provides LOD-specific tools to support a particular research domain.</w:t>
+        <w:t xml:space="preserve">For example, in our department there are currently two additional group-specific data storage options: The CI</w:t>
+      </w:r>
+      <w:r>
+        <w:t xml:space="preserve"> </w:t>
+      </w:r>
+      <w:r>
+        <w:t xml:space="preserve">“rippers”</w:t>
+      </w:r>
+      <w:r>
+        <w:t xml:space="preserve"> </w:t>
+      </w:r>
+      <w:r>
+        <w:t xml:space="preserve">and the LOD (Linked Open Data) server. The CI rippers are being used by researchers in the Computational Intelligence group. The LOD server is mostly used by researchers in the UCDS group and the former KRR group. The server has approximately 20TB of data storage. There are some valuable datasets on it that are not available via other data storage/archiving options. Also, the server provides LOD-specific tools to support a particular research domain.</w:t>
       </w:r>
     </w:p>
     <w:p>
@@ -4191,13 +4221,9 @@
         <w:t xml:space="preserve">Another example is the storage attached to compute facilities like DAS-5 and DAS-6 and the SURF Snellius. These storage solutions enable storing local copies of original and derived datasets for purposes of efficient high performance computing. Still, the primary copies of the source and processed datasets should typically not be kept permanently on such resources, but on the suitable storage options discussed earlier.</w:t>
       </w:r>
     </w:p>
-    <w:bookmarkEnd w:id="28"/>
-    <w:bookmarkEnd w:id="29"/>
-    <w:sectPr>
-      <w:footnotePr>
-        <w:numRestart w:val="eachSect"/>
-      </w:footnotePr>
-    </w:sectPr>
+    <w:bookmarkEnd w:id="39"/>
+    <w:bookmarkEnd w:id="40"/>
+    <w:sectPr/>
   </w:body>
 </w:document>
 </file>
@@ -4471,10 +4497,10 @@
   <w:docDefaults>
     <w:rPrDefault>
       <w:rPr>
-        <w:rFonts w:asciiTheme="minorHAnsi" w:cstheme="minorBidi" w:eastAsiaTheme="minorEastAsia" w:hAnsiTheme="minorHAnsi"/>
+        <w:rFonts w:asciiTheme="minorHAnsi" w:cstheme="minorBidi" w:eastAsiaTheme="minorHAnsi" w:hAnsiTheme="minorHAnsi"/>
         <w:sz w:val="24"/>
         <w:szCs w:val="24"/>
-        <w:lang w:bidi="ar-SA" w:eastAsia="zh-CN" w:val="en-US"/>
+        <w:lang w:bidi="ar-SA" w:eastAsia="en-US" w:val="en-US"/>
       </w:rPr>
     </w:rPrDefault>
     <w:pPrDefault>
@@ -4526,6 +4552,8 @@
     </w:pPr>
     <w:rPr>
       <w:rFonts w:asciiTheme="majorHAnsi" w:cstheme="majorBidi" w:eastAsiaTheme="majorEastAsia" w:hAnsiTheme="majorHAnsi"/>
+      <w:spacing w:val="-10"/>
+      <w:kern w:val="28"/>
       <w:sz w:val="56"/>
       <w:szCs w:val="56"/>
     </w:rPr>
@@ -4538,6 +4566,8 @@
     <w:rsid w:val="00A10FD9"/>
     <w:rPr>
       <w:rFonts w:asciiTheme="majorHAnsi" w:cstheme="majorBidi" w:eastAsiaTheme="majorEastAsia" w:hAnsiTheme="majorHAnsi"/>
+      <w:spacing w:val="-10"/>
+      <w:kern w:val="28"/>
       <w:sz w:val="56"/>
       <w:szCs w:val="56"/>
     </w:rPr>
@@ -4578,31 +4608,23 @@
   </w:style>
   <w:style w:customStyle="1" w:styleId="Author" w:type="paragraph">
     <w:name w:val="Author"/>
-    <w:basedOn w:val="Title"/>
     <w:next w:val="BodyText"/>
     <w:qFormat/>
     <w:pPr>
       <w:keepNext/>
       <w:keepLines/>
+      <w:jc w:val="center"/>
     </w:pPr>
-    <w:rPr>
-      <w:sz w:val="24"/>
-      <w:szCs w:val="24"/>
-    </w:rPr>
   </w:style>
   <w:style w:styleId="Date" w:type="paragraph">
     <w:name w:val="Date"/>
-    <w:basedOn w:val="Title"/>
     <w:next w:val="BodyText"/>
     <w:qFormat/>
     <w:pPr>
       <w:keepNext/>
       <w:keepLines/>
+      <w:jc w:val="center"/>
     </w:pPr>
-    <w:rPr>
-      <w:sz w:val="24"/>
-      <w:szCs w:val="24"/>
-    </w:rPr>
   </w:style>
   <w:style w:customStyle="1" w:styleId="AbstractTitle" w:type="paragraph">
     <w:name w:val="Abstract Title"/>
@@ -5015,6 +5037,13 @@
       </w:tblCellMar>
     </w:tblPr>
     <w:tblStylePr w:type="firstRow">
+      <w:tblPr>
+        <w:jc w:val="left"/>
+        <w:tblInd w:type="dxa" w:w="0"/>
+      </w:tblPr>
+      <w:trPr>
+        <w:jc w:val="left"/>
+      </w:trPr>
       <w:tcPr>
         <w:tcBorders>
           <w:bottom w:val="single"/>

--- a/RDM-guidelines/VU-CS-RDM-Storage-Selection.docx
+++ b/RDM-guidelines/VU-CS-RDM-Storage-Selection.docx
@@ -44,7 +44,7 @@
         </w:p>
       </w:sdtContent>
     </w:sdt>
-    <w:bookmarkStart w:id="23" w:name="X9deae7d3d78a88834bb570af4fefe547b4edb49"/>
+    <w:bookmarkStart w:id="12" w:name="X9deae7d3d78a88834bb570af4fefe547b4edb49"/>
     <w:p>
       <w:pPr>
         <w:pStyle w:val="Heading1"/>
@@ -81,7 +81,7 @@
       <w:r>
         <w:t xml:space="preserve"> </w:t>
       </w:r>
-      <w:hyperlink r:id="rId20">
+      <w:hyperlink r:id="rId9">
         <w:r>
           <w:rPr>
             <w:rStyle w:val="Hyperlink"/>
@@ -182,7 +182,7 @@
       <w:r>
         <w:t xml:space="preserve"> </w:t>
       </w:r>
-      <w:hyperlink r:id="rId21">
+      <w:hyperlink r:id="rId10">
         <w:r>
           <w:rPr>
             <w:rStyle w:val="Hyperlink"/>
@@ -205,7 +205,7 @@
       <w:r>
         <w:t xml:space="preserve"> </w:t>
       </w:r>
-      <w:hyperlink r:id="rId22">
+      <w:hyperlink r:id="rId11">
         <w:r>
           <w:rPr>
             <w:rStyle w:val="Hyperlink"/>
@@ -729,8 +729,8 @@
         <w:t xml:space="preserve">This should be made explicit in the project’s data management plan.</w:t>
       </w:r>
     </w:p>
-    <w:bookmarkEnd w:id="23"/>
-    <w:bookmarkStart w:id="24" w:name="X597d152960e92f8bed3788268311769cb09a510"/>
+    <w:bookmarkEnd w:id="12"/>
+    <w:bookmarkStart w:id="13" w:name="X597d152960e92f8bed3788268311769cb09a510"/>
     <w:p>
       <w:pPr>
         <w:pStyle w:val="Heading1"/>
@@ -847,8 +847,8 @@
         <w:t xml:space="preserve">storage platforms midway during an active project can be problematic.</w:t>
       </w:r>
     </w:p>
-    <w:bookmarkEnd w:id="24"/>
-    <w:bookmarkStart w:id="29" w:name="data-storage-suggestions"/>
+    <w:bookmarkEnd w:id="13"/>
+    <w:bookmarkStart w:id="18" w:name="data-storage-suggestions"/>
     <w:p>
       <w:pPr>
         <w:pStyle w:val="Heading1"/>
@@ -932,7 +932,7 @@
         <w:t xml:space="preserve">worth mentioning.</w:t>
       </w:r>
     </w:p>
-    <w:bookmarkStart w:id="25" w:name="most-suitable"/>
+    <w:bookmarkStart w:id="14" w:name="most-suitable"/>
     <w:p>
       <w:pPr>
         <w:pStyle w:val="Heading2"/>
@@ -1246,8 +1246,8 @@
         <w:t xml:space="preserve">YODA enables adding metadata as you go; Research Drive does not.</w:t>
       </w:r>
     </w:p>
-    <w:bookmarkEnd w:id="25"/>
-    <w:bookmarkStart w:id="26" w:name="suitable-only-for-specific-purposes"/>
+    <w:bookmarkEnd w:id="14"/>
+    <w:bookmarkStart w:id="15" w:name="suitable-only-for-specific-purposes"/>
     <w:p>
       <w:pPr>
         <w:pStyle w:val="Heading2"/>
@@ -1642,8 +1642,8 @@
         </w:tc>
       </w:tr>
     </w:tbl>
-    <w:bookmarkEnd w:id="26"/>
-    <w:bookmarkStart w:id="27" w:name="typically-less-suitable"/>
+    <w:bookmarkEnd w:id="15"/>
+    <w:bookmarkStart w:id="16" w:name="typically-less-suitable"/>
     <w:p>
       <w:pPr>
         <w:pStyle w:val="Heading2"/>
@@ -1852,8 +1852,8 @@
         </w:tc>
       </w:tr>
     </w:tbl>
-    <w:bookmarkEnd w:id="27"/>
-    <w:bookmarkStart w:id="28" w:name="legacy-storage-options"/>
+    <w:bookmarkEnd w:id="16"/>
+    <w:bookmarkStart w:id="17" w:name="legacy-storage-options"/>
     <w:p>
       <w:pPr>
         <w:pStyle w:val="Heading2"/>
@@ -1867,19 +1867,7 @@
         <w:pStyle w:val="FirstParagraph"/>
       </w:pPr>
       <w:r>
-        <w:t xml:space="preserve">In the past, some more storage options were available. They are not mentioned in the online storage selector, and their use should be limited as much as possible. Preferably they should be phased out, by migrating them to preferable options listed above. New projects should not be started using these</w:t>
-      </w:r>
-      <w:r>
-        <w:t xml:space="preserve"> </w:t>
-      </w:r>
-      <w:r>
-        <w:t xml:space="preserve">“legacy”</w:t>
-      </w:r>
-      <w:r>
-        <w:t xml:space="preserve"> </w:t>
-      </w:r>
-      <w:r>
-        <w:t xml:space="preserve">storage options.</w:t>
+        <w:t xml:space="preserve">In the past, some more storage options were available. They are not mentioned in the online storage selector, and their use should be limited as much as possible. Preferably they should be phased out, by migrating them to preferable options listed above. New projects should not be started using these “legacy” storage options.</w:t>
       </w:r>
     </w:p>
     <w:tbl>
@@ -1901,13 +1889,7 @@
               <w:pStyle w:val="Compact"/>
             </w:pPr>
             <w:r>
-              <w:t xml:space="preserve">Legacy Home folder, or</w:t>
-            </w:r>
-            <w:r>
-              <w:t xml:space="preserve"> </w:t>
-            </w:r>
-            <w:r>
-              <w:t xml:space="preserve">“H drive”</w:t>
+              <w:t xml:space="preserve">Legacy Home folder, or “H drive”</w:t>
             </w:r>
           </w:p>
         </w:tc>
@@ -2118,9 +2100,9 @@
         <w:t xml:space="preserve">More guidelines on data archiving will be provided in future guidelines.</w:t>
       </w:r>
     </w:p>
-    <w:bookmarkEnd w:id="28"/>
-    <w:bookmarkEnd w:id="29"/>
-    <w:bookmarkStart w:id="40" w:name="detailed-overviews"/>
+    <w:bookmarkEnd w:id="17"/>
+    <w:bookmarkEnd w:id="18"/>
+    <w:bookmarkStart w:id="29" w:name="detailed-overviews"/>
     <w:p>
       <w:pPr>
         <w:pStyle w:val="Heading1"/>
@@ -2139,7 +2121,7 @@
       <w:r>
         <w:t xml:space="preserve"> </w:t>
       </w:r>
-      <w:hyperlink r:id="rId21">
+      <w:hyperlink r:id="rId10">
         <w:r>
           <w:rPr>
             <w:rStyle w:val="Hyperlink"/>
@@ -2154,7 +2136,7 @@
         <w:t xml:space="preserve">which is provided by the RDM support department of the VU Library; they are included here for easy reference.</w:t>
       </w:r>
     </w:p>
-    <w:bookmarkStart w:id="30" w:name="research-drive"/>
+    <w:bookmarkStart w:id="19" w:name="research-drive"/>
     <w:p>
       <w:pPr>
         <w:pStyle w:val="Heading2"/>
@@ -2391,8 +2373,8 @@
         </w:tc>
       </w:tr>
     </w:tbl>
-    <w:bookmarkEnd w:id="30"/>
-    <w:bookmarkStart w:id="31" w:name="yoda"/>
+    <w:bookmarkEnd w:id="19"/>
+    <w:bookmarkStart w:id="20" w:name="yoda"/>
     <w:p>
       <w:pPr>
         <w:pStyle w:val="Heading2"/>
@@ -2677,8 +2659,8 @@
         </w:tc>
       </w:tr>
     </w:tbl>
-    <w:bookmarkEnd w:id="31"/>
-    <w:bookmarkStart w:id="32" w:name="scistor"/>
+    <w:bookmarkEnd w:id="20"/>
+    <w:bookmarkStart w:id="21" w:name="scistor"/>
     <w:p>
       <w:pPr>
         <w:pStyle w:val="Heading2"/>
@@ -2887,8 +2869,8 @@
         </w:tc>
       </w:tr>
     </w:tbl>
-    <w:bookmarkEnd w:id="32"/>
-    <w:bookmarkStart w:id="33" w:name="google-drive-vu"/>
+    <w:bookmarkEnd w:id="21"/>
+    <w:bookmarkStart w:id="22" w:name="google-drive-vu"/>
     <w:p>
       <w:pPr>
         <w:pStyle w:val="Heading2"/>
@@ -3085,8 +3067,8 @@
         </w:tc>
       </w:tr>
     </w:tbl>
-    <w:bookmarkEnd w:id="33"/>
-    <w:bookmarkStart w:id="34" w:name="microsoft-sharepoint-teams"/>
+    <w:bookmarkEnd w:id="22"/>
+    <w:bookmarkStart w:id="23" w:name="microsoft-sharepoint-teams"/>
     <w:p>
       <w:pPr>
         <w:pStyle w:val="Heading2"/>
@@ -3283,8 +3265,8 @@
         </w:tc>
       </w:tr>
     </w:tbl>
-    <w:bookmarkEnd w:id="34"/>
-    <w:bookmarkStart w:id="35" w:name="open-science-framework"/>
+    <w:bookmarkEnd w:id="23"/>
+    <w:bookmarkStart w:id="24" w:name="open-science-framework"/>
     <w:p>
       <w:pPr>
         <w:pStyle w:val="Heading2"/>
@@ -3543,8 +3525,8 @@
         </w:tc>
       </w:tr>
     </w:tbl>
-    <w:bookmarkEnd w:id="35"/>
-    <w:bookmarkStart w:id="36" w:name="encrypted-portable-storage"/>
+    <w:bookmarkEnd w:id="24"/>
+    <w:bookmarkStart w:id="25" w:name="encrypted-portable-storage"/>
     <w:p>
       <w:pPr>
         <w:pStyle w:val="Heading2"/>
@@ -3761,8 +3743,8 @@
         </w:tc>
       </w:tr>
     </w:tbl>
-    <w:bookmarkEnd w:id="36"/>
-    <w:bookmarkStart w:id="37" w:name="onedrive"/>
+    <w:bookmarkEnd w:id="25"/>
+    <w:bookmarkStart w:id="26" w:name="onedrive"/>
     <w:p>
       <w:pPr>
         <w:pStyle w:val="Heading2"/>
@@ -3965,8 +3947,8 @@
         </w:tc>
       </w:tr>
     </w:tbl>
-    <w:bookmarkEnd w:id="37"/>
-    <w:bookmarkStart w:id="38" w:name="surfdrive"/>
+    <w:bookmarkEnd w:id="26"/>
+    <w:bookmarkStart w:id="27" w:name="surfdrive"/>
     <w:p>
       <w:pPr>
         <w:pStyle w:val="Heading2"/>
@@ -4175,8 +4157,8 @@
         </w:tc>
       </w:tr>
     </w:tbl>
-    <w:bookmarkEnd w:id="38"/>
-    <w:bookmarkStart w:id="39" w:name="custom-solutions"/>
+    <w:bookmarkEnd w:id="27"/>
+    <w:bookmarkStart w:id="28" w:name="custom-solutions"/>
     <w:p>
       <w:pPr>
         <w:pStyle w:val="Heading2"/>
@@ -4198,19 +4180,7 @@
         <w:pStyle w:val="BodyText"/>
       </w:pPr>
       <w:r>
-        <w:t xml:space="preserve">For example, in our department there are currently two additional group-specific data storage options: The CI</w:t>
-      </w:r>
-      <w:r>
-        <w:t xml:space="preserve"> </w:t>
-      </w:r>
-      <w:r>
-        <w:t xml:space="preserve">“rippers”</w:t>
-      </w:r>
-      <w:r>
-        <w:t xml:space="preserve"> </w:t>
-      </w:r>
-      <w:r>
-        <w:t xml:space="preserve">and the LOD (Linked Open Data) server. The CI rippers are being used by researchers in the Computational Intelligence group. The LOD server is mostly used by researchers in the UCDS group and the former KRR group. The server has approximately 20TB of data storage. There are some valuable datasets on it that are not available via other data storage/archiving options. Also, the server provides LOD-specific tools to support a particular research domain.</w:t>
+        <w:t xml:space="preserve">For example, in our department there are currently two additional group-specific data storage options: The CI “rippers” and the LOD (Linked Open Data) server. The CI rippers are being used by researchers in the Computational Intelligence group. The LOD server is mostly used by researchers in the UCDS group and the former KRR group. The server has approximately 20TB of data storage. There are some valuable datasets on it that are not available via other data storage/archiving options. Also, the server provides LOD-specific tools to support a particular research domain.</w:t>
       </w:r>
     </w:p>
     <w:p>
@@ -4221,9 +4191,13 @@
         <w:t xml:space="preserve">Another example is the storage attached to compute facilities like DAS-5 and DAS-6 and the SURF Snellius. These storage solutions enable storing local copies of original and derived datasets for purposes of efficient high performance computing. Still, the primary copies of the source and processed datasets should typically not be kept permanently on such resources, but on the suitable storage options discussed earlier.</w:t>
       </w:r>
     </w:p>
-    <w:bookmarkEnd w:id="39"/>
-    <w:bookmarkEnd w:id="40"/>
-    <w:sectPr/>
+    <w:bookmarkEnd w:id="28"/>
+    <w:bookmarkEnd w:id="29"/>
+    <w:sectPr>
+      <w:footnotePr>
+        <w:numRestart w:val="eachSect"/>
+      </w:footnotePr>
+    </w:sectPr>
   </w:body>
 </w:document>
 </file>
@@ -4497,10 +4471,10 @@
   <w:docDefaults>
     <w:rPrDefault>
       <w:rPr>
-        <w:rFonts w:asciiTheme="minorHAnsi" w:cstheme="minorBidi" w:eastAsiaTheme="minorHAnsi" w:hAnsiTheme="minorHAnsi"/>
+        <w:rFonts w:asciiTheme="minorHAnsi" w:cstheme="minorBidi" w:eastAsiaTheme="minorEastAsia" w:hAnsiTheme="minorHAnsi"/>
         <w:sz w:val="24"/>
         <w:szCs w:val="24"/>
-        <w:lang w:bidi="ar-SA" w:eastAsia="en-US" w:val="en-US"/>
+        <w:lang w:bidi="ar-SA" w:eastAsia="zh-CN" w:val="en-US"/>
       </w:rPr>
     </w:rPrDefault>
     <w:pPrDefault>
@@ -4552,8 +4526,6 @@
     </w:pPr>
     <w:rPr>
       <w:rFonts w:asciiTheme="majorHAnsi" w:cstheme="majorBidi" w:eastAsiaTheme="majorEastAsia" w:hAnsiTheme="majorHAnsi"/>
-      <w:spacing w:val="-10"/>
-      <w:kern w:val="28"/>
       <w:sz w:val="56"/>
       <w:szCs w:val="56"/>
     </w:rPr>
@@ -4566,8 +4538,6 @@
     <w:rsid w:val="00A10FD9"/>
     <w:rPr>
       <w:rFonts w:asciiTheme="majorHAnsi" w:cstheme="majorBidi" w:eastAsiaTheme="majorEastAsia" w:hAnsiTheme="majorHAnsi"/>
-      <w:spacing w:val="-10"/>
-      <w:kern w:val="28"/>
       <w:sz w:val="56"/>
       <w:szCs w:val="56"/>
     </w:rPr>
@@ -4608,23 +4578,31 @@
   </w:style>
   <w:style w:customStyle="1" w:styleId="Author" w:type="paragraph">
     <w:name w:val="Author"/>
+    <w:basedOn w:val="Title"/>
     <w:next w:val="BodyText"/>
     <w:qFormat/>
     <w:pPr>
       <w:keepNext/>
       <w:keepLines/>
-      <w:jc w:val="center"/>
     </w:pPr>
+    <w:rPr>
+      <w:sz w:val="24"/>
+      <w:szCs w:val="24"/>
+    </w:rPr>
   </w:style>
   <w:style w:styleId="Date" w:type="paragraph">
     <w:name w:val="Date"/>
+    <w:basedOn w:val="Title"/>
     <w:next w:val="BodyText"/>
     <w:qFormat/>
     <w:pPr>
       <w:keepNext/>
       <w:keepLines/>
-      <w:jc w:val="center"/>
     </w:pPr>
+    <w:rPr>
+      <w:sz w:val="24"/>
+      <w:szCs w:val="24"/>
+    </w:rPr>
   </w:style>
   <w:style w:customStyle="1" w:styleId="AbstractTitle" w:type="paragraph">
     <w:name w:val="Abstract Title"/>
@@ -5037,13 +5015,6 @@
       </w:tblCellMar>
     </w:tblPr>
     <w:tblStylePr w:type="firstRow">
-      <w:tblPr>
-        <w:jc w:val="left"/>
-        <w:tblInd w:type="dxa" w:w="0"/>
-      </w:tblPr>
-      <w:trPr>
-        <w:jc w:val="left"/>
-      </w:trPr>
       <w:tcPr>
         <w:tcBorders>
           <w:bottom w:val="single"/>
